--- a/metaanalysis/paper_v2/split/03_tables.docx
+++ b/metaanalysis/paper_v2/split/03_tables.docx
@@ -9875,7 +9875,7 @@
                 <w:rFonts w:ascii="Times New Roman" w:hAnsi="Times New Roman" w:eastAsia="Times New Roman"/>
                 <w:sz w:val="20"/>
               </w:rPr>
-              <w:t>.147 [.076, .217]</w:t>
+              <w:t>.147 [.048, .243]</w:t>
             </w:r>
           </w:p>
         </w:tc>
@@ -9961,7 +9961,7 @@
                 <w:rFonts w:ascii="Times New Roman" w:hAnsi="Times New Roman" w:eastAsia="Times New Roman"/>
                 <w:sz w:val="20"/>
               </w:rPr>
-              <w:t>.225 [.126, .319]</w:t>
+              <w:t>.225 [−.167, .556]</w:t>
             </w:r>
           </w:p>
         </w:tc>
@@ -10047,7 +10047,7 @@
                 <w:rFonts w:ascii="Times New Roman" w:hAnsi="Times New Roman" w:eastAsia="Times New Roman"/>
                 <w:sz w:val="20"/>
               </w:rPr>
-              <w:t>.092 [−.068, .246]</w:t>
+              <w:t>.092 [−.086, .265]</w:t>
             </w:r>
           </w:p>
         </w:tc>
@@ -10133,7 +10133,7 @@
                 <w:rFonts w:ascii="Times New Roman" w:hAnsi="Times New Roman" w:eastAsia="Times New Roman"/>
                 <w:sz w:val="20"/>
               </w:rPr>
-              <w:t>.072 [−.027, .170]</w:t>
+              <w:t>.072 [−.637, .715]</w:t>
             </w:r>
           </w:p>
         </w:tc>
@@ -10219,7 +10219,7 @@
                 <w:rFonts w:ascii="Times New Roman" w:hAnsi="Times New Roman" w:eastAsia="Times New Roman"/>
                 <w:sz w:val="20"/>
               </w:rPr>
-              <w:t>−.038 [−.134, .060]</w:t>
+              <w:t>−.038 [−.115, .039]</w:t>
             </w:r>
           </w:p>
         </w:tc>
@@ -10305,7 +10305,7 @@
                 <w:rFonts w:ascii="Times New Roman" w:hAnsi="Times New Roman" w:eastAsia="Times New Roman"/>
                 <w:sz w:val="20"/>
               </w:rPr>
-              <w:t>.117 [.017, .214]</w:t>
+              <w:t>.117 [−.136, .356]</w:t>
             </w:r>
           </w:p>
         </w:tc>
@@ -10391,7 +10391,7 @@
                 <w:rFonts w:ascii="Times New Roman" w:hAnsi="Times New Roman" w:eastAsia="Times New Roman"/>
                 <w:sz w:val="20"/>
               </w:rPr>
-              <w:t>.131 [−.088, .336]</w:t>
+              <w:t>.131 [−.054, .308]</w:t>
             </w:r>
           </w:p>
         </w:tc>
@@ -10477,7 +10477,7 @@
                 <w:rFonts w:ascii="Times New Roman" w:hAnsi="Times New Roman" w:eastAsia="Times New Roman"/>
                 <w:sz w:val="20"/>
               </w:rPr>
-              <w:t>.041 [−.056, .137]</w:t>
+              <w:t>.041 [−.862, .881]</w:t>
             </w:r>
           </w:p>
         </w:tc>
@@ -10563,7 +10563,7 @@
                 <w:rFonts w:ascii="Times New Roman" w:hAnsi="Times New Roman" w:eastAsia="Times New Roman"/>
                 <w:sz w:val="20"/>
               </w:rPr>
-              <w:t>−.009 [−.154, .137]</w:t>
+              <w:t>−.009 [−.097, .080]</w:t>
             </w:r>
           </w:p>
         </w:tc>
@@ -10649,7 +10649,7 @@
                 <w:rFonts w:ascii="Times New Roman" w:hAnsi="Times New Roman" w:eastAsia="Times New Roman"/>
                 <w:sz w:val="20"/>
               </w:rPr>
-              <w:t>.120 [−.142, .364]</w:t>
+              <w:t>.120 [−.926, .954]</w:t>
             </w:r>
           </w:p>
         </w:tc>
@@ -11116,7 +11116,7 @@
                 <w:rFonts w:ascii="Times New Roman" w:hAnsi="Times New Roman" w:eastAsia="Times New Roman"/>
                 <w:sz w:val="20"/>
               </w:rPr>
-              <w:t>.203 [.095, .307]</w:t>
+              <w:t>.203 [.105, .298]</w:t>
             </w:r>
           </w:p>
         </w:tc>
@@ -11202,7 +11202,7 @@
                 <w:rFonts w:ascii="Times New Roman" w:hAnsi="Times New Roman" w:eastAsia="Times New Roman"/>
                 <w:sz w:val="20"/>
               </w:rPr>
-              <w:t>.182 [.099, .262]</w:t>
+              <w:t>.182 [.111, .252]</w:t>
             </w:r>
           </w:p>
         </w:tc>
@@ -11648,7 +11648,7 @@
                 <w:rFonts w:ascii="Times New Roman" w:hAnsi="Times New Roman" w:eastAsia="Times New Roman"/>
                 <w:sz w:val="20"/>
               </w:rPr>
-              <w:t>.031 [−.127, .184]</w:t>
+              <w:t>.031 [−.117, .178]</w:t>
             </w:r>
           </w:p>
         </w:tc>
@@ -11734,7 +11734,7 @@
                 <w:rFonts w:ascii="Times New Roman" w:hAnsi="Times New Roman" w:eastAsia="Times New Roman"/>
                 <w:sz w:val="20"/>
               </w:rPr>
-              <w:t>.097 [−.040, .228]</w:t>
+              <w:t>.097 [−.052, .242]</w:t>
             </w:r>
           </w:p>
         </w:tc>
@@ -12180,7 +12180,7 @@
                 <w:rFonts w:ascii="Times New Roman" w:hAnsi="Times New Roman" w:eastAsia="Times New Roman"/>
                 <w:sz w:val="20"/>
               </w:rPr>
-              <w:t>.018 [−.081, .117]</w:t>
+              <w:t>.018 [−.087, .122]</w:t>
             </w:r>
           </w:p>
         </w:tc>
@@ -12266,7 +12266,7 @@
                 <w:rFonts w:ascii="Times New Roman" w:hAnsi="Times New Roman" w:eastAsia="Times New Roman"/>
                 <w:sz w:val="20"/>
               </w:rPr>
-              <w:t>.003 [−.080, .086]</w:t>
+              <w:t>.003 [−.088, .093]</w:t>
             </w:r>
           </w:p>
         </w:tc>
@@ -12712,7 +12712,7 @@
                 <w:rFonts w:ascii="Times New Roman" w:hAnsi="Times New Roman" w:eastAsia="Times New Roman"/>
                 <w:sz w:val="20"/>
               </w:rPr>
-              <w:t>.067 [−.089, .219]</w:t>
+              <w:t>.067 [−.015, .148]</w:t>
             </w:r>
           </w:p>
         </w:tc>
@@ -12798,7 +12798,7 @@
                 <w:rFonts w:ascii="Times New Roman" w:hAnsi="Times New Roman" w:eastAsia="Times New Roman"/>
                 <w:sz w:val="20"/>
               </w:rPr>
-              <w:t>.126 [−.028, .273]</w:t>
+              <w:t>.126 [−.036, .281]</w:t>
             </w:r>
           </w:p>
         </w:tc>
@@ -13244,7 +13244,7 @@
                 <w:rFonts w:ascii="Times New Roman" w:hAnsi="Times New Roman" w:eastAsia="Times New Roman"/>
                 <w:sz w:val="20"/>
               </w:rPr>
-              <w:t>−.043 [−.165, .082]</w:t>
+              <w:t>−.043 [−.126, .040]</w:t>
             </w:r>
           </w:p>
         </w:tc>
@@ -13330,7 +13330,7 @@
                 <w:rFonts w:ascii="Times New Roman" w:hAnsi="Times New Roman" w:eastAsia="Times New Roman"/>
                 <w:sz w:val="20"/>
               </w:rPr>
-              <w:t>.019 [−.084, .121]</w:t>
+              <w:t>.019 [−.093, .130]</w:t>
             </w:r>
           </w:p>
         </w:tc>
@@ -13899,7 +13899,7 @@
               </w:rPr>
               <w:t>Not serious</w:t>
               <w:br/>
-              <w:t>(mean JBI=5.9)</w:t>
+              <w:t>(mean JBI=5.80)</w:t>
             </w:r>
           </w:p>
         </w:tc>
@@ -14124,7 +14124,7 @@
               </w:rPr>
               <w:t>Not serious</w:t>
               <w:br/>
-              <w:t>(mean JBI=5.7)</w:t>
+              <w:t>(mean JBI=5.78)</w:t>
             </w:r>
           </w:p>
         </w:tc>
@@ -14349,7 +14349,7 @@
               </w:rPr>
               <w:t>Not serious</w:t>
               <w:br/>
-              <w:t>(mean JBI=5.8)</w:t>
+              <w:t>(mean JBI=5.78)</w:t>
             </w:r>
           </w:p>
         </w:tc>
@@ -14574,7 +14574,7 @@
               </w:rPr>
               <w:t>Not serious</w:t>
               <w:br/>
-              <w:t>(mean JBI=5.7)</w:t>
+              <w:t>(mean JBI=5.78)</w:t>
             </w:r>
           </w:p>
         </w:tc>
@@ -14799,7 +14799,7 @@
               </w:rPr>
               <w:t>Not serious</w:t>
               <w:br/>
-              <w:t>(mean JBI=5.9)</w:t>
+              <w:t>(mean JBI=5.80)</w:t>
             </w:r>
           </w:p>
         </w:tc>
